--- a/docs/clients/Individual_Spanercom/contracts/EMS-Subscription-Spanercom-may2026.docx
+++ b/docs/clients/Individual_Spanercom/contracts/EMS-Subscription-Spanercom-may2026.docx
@@ -213,7 +213,7 @@
               <w:br/>
               <w:t>Spanercom Ltd</w:t>
               <w:br/>
-              <w:t>[?] Cyprus</w:t>
+              <w:t>Stasikratous 32, Charalambous Tower, Floor 6, Flat/Office 603, 1065 Nicosia, Cyprus</w:t>
             </w:r>
           </w:p>
         </w:tc>
